--- a/deliverables/②_资料库技术规划书.docx
+++ b/deliverables/②_资料库技术规划书.docx
@@ -36,7 +36,7 @@
     </w:p>
     <w:p>
       <w:pPr>
-        <w:spacing w:before="40" w:after="120" w:line="336" w:lineRule="auto"/>
+        <w:spacing w:before="40" w:after="20" w:line="336" w:lineRule="auto"/>
         <w:ind w:left="340"/>
       </w:pPr>
       <w:r>
@@ -47,7 +47,23 @@
           <w:color w:val="6B645A"/>
           <w:sz w:val="19"/>
         </w:rPr>
-        <w:t xml:space="preserve">课程：中国近现代妇女与性别史专题（HIST60116.01，陈雁教授）　配套：交付物①《资料文献书目》 · 检索网页 </w:t>
+        <w:t>课程：中国近现代妇女与性别史专题（HIST60116.01）</w:t>
+      </w:r>
+    </w:p>
+    <w:p>
+      <w:pPr>
+        <w:spacing w:before="0" w:after="20" w:line="336" w:lineRule="auto"/>
+        <w:ind w:left="340"/>
+      </w:pPr>
+      <w:r>
+        <w:rPr>
+          <w:rFonts w:ascii="Times New Roman" w:hAnsi="Times New Roman" w:eastAsia="楷体"/>
+          <w:b w:val="0"/>
+          <w:i w:val="0"/>
+          <w:color w:val="6B645A"/>
+          <w:sz w:val="19"/>
+        </w:rPr>
+        <w:t xml:space="preserve">配套：交付物①《资料文献书目》 · 检索网页 </w:t>
       </w:r>
       <w:r>
         <w:rPr>
@@ -59,6 +75,12 @@
         </w:rPr>
         <w:t>index.html</w:t>
       </w:r>
+    </w:p>
+    <w:p>
+      <w:pPr>
+        <w:spacing w:before="0" w:after="120" w:line="336" w:lineRule="auto"/>
+        <w:ind w:left="340"/>
+      </w:pPr>
       <w:r>
         <w:rPr>
           <w:rFonts w:ascii="Times New Roman" w:hAnsi="Times New Roman" w:eastAsia="楷体"/>
@@ -67,7 +89,7 @@
           <w:color w:val="6B645A"/>
           <w:sz w:val="19"/>
         </w:rPr>
-        <w:t xml:space="preserve">　在线检索：https://miniicyfish.github.io/nora-in-china/ （双击即开，亦可离线使用）</w:t>
+        <w:t>在线检索：https://miniicyfish.github.io/nora-in-china/</w:t>
       </w:r>
     </w:p>
     <w:p>
